--- a/rus/docx/017.content.docx
+++ b/rus/docx/017.content.docx
@@ -150,26 +150,6 @@
           <w:lang w:val="ru_RU" w:bidi="ru_RU"/>
         </w:rPr>
         <w:t>Т</w:t>
-      </w:r>
-      <w:r>
-        <w:rPr>
-          <w:lang w:val="ru_RU" w:bidi="ru_RU"/>
-        </w:rPr>
-      </w:r>
-    </w:p>
-    <w:p>
-      <w:pPr/>
-      <w:r>
-        <w:rPr>
-          <w:lang w:val="ru_RU" w:bidi="ru_RU"/>
-        </w:rPr>
-      </w:r>
-      <w:r>
-        <w:rPr>
-          <w:i/>
-          <w:lang w:val="ru_RU" w:bidi="ru_RU"/>
-        </w:rPr>
-        <w:t>Тимофею, Первое Послание, Тит (Личность), Титу, Послание К Титу, Тихик</w:t>
       </w:r>
       <w:r>
         <w:rPr>

--- a/rus/docx/017.content.docx
+++ b/rus/docx/017.content.docx
@@ -19,7 +19,7 @@
         <w:rPr>
           <w:lang w:val="ru_RU" w:bidi="ru_RU"/>
         </w:rPr>
-        <w:t>Resource: Библейский словарь (Тиндейл)</w:t>
+        <w:t>Resource: Tyndale Open Bible Dictionary</w:t>
       </w:r>
       <w:r>
         <w:rPr>
@@ -112,7 +112,7 @@
         <w:rPr>
           <w:lang w:val="ru_RU" w:bidi="ru_RU"/>
         </w:rPr>
-        <w:t>Библейский словарь (Тиндейл)</w:t>
+        <w:t>Tyndale Open Bible Dictionary</w:t>
       </w:r>
     </w:p>
     <w:p>

--- a/rus/docx/017.content.docx
+++ b/rus/docx/017.content.docx
@@ -19,7 +19,7 @@
         <w:rPr>
           <w:lang w:val="ru_RU" w:bidi="ru_RU"/>
         </w:rPr>
-        <w:t>Resource: Tyndale Open Bible Dictionary</w:t>
+        <w:t>Resource: Aquifer Open Bible Dictionary</w:t>
       </w:r>
       <w:r>
         <w:rPr>
@@ -112,7 +112,7 @@
         <w:rPr>
           <w:lang w:val="ru_RU" w:bidi="ru_RU"/>
         </w:rPr>
-        <w:t>Tyndale Open Bible Dictionary</w:t>
+        <w:t>Aquifer Open Bible Dictionary</w:t>
       </w:r>
     </w:p>
     <w:p>

--- a/rus/docx/017.content.docx
+++ b/rus/docx/017.content.docx
@@ -454,18 +454,12 @@
         </w:rPr>
         <w:t xml:space="preserve">Однако старейшины уже существовали во времена Ветхого Завета, а епископы, будучи служащими поместных церквей, почти наверняка были теми же старейшинами. Кроме того, Павел упоминает диаконов и в других своих посланиях, например, в </w:t>
       </w:r>
-      <w:hyperlink r:id="rId13">
-        <w:r>
-          <w:rPr>
-            <w:lang w:val="ru_RU" w:bidi="ru_RU"/>
-          </w:rPr>
-          <w:rPr>
-            <w:color w:val="0000EE"/>
-            <w:u w:val="single"/>
-          </w:rPr>
-          <w:t>Послании к Филиппийцам 1:1</w:t>
-        </w:r>
-      </w:hyperlink>
+      <w:r>
+        <w:rPr>
+          <w:lang w:val="ru_RU" w:bidi="ru_RU"/>
+        </w:rPr>
+        <w:t>Послании к Филиппийцам 1:1</w:t>
+      </w:r>
       <w:r>
         <w:rPr>
           <w:lang w:val="ru_RU" w:bidi="ru_RU"/>
@@ -511,18 +505,12 @@
         </w:rPr>
         <w:t>Если предположить, что пасторские послания написал Павел, то Первое послание к Тимофею должно было быть написано после его освобождения из первого римского заключения (примерно в 61 или 62 году н.э.) и до его второго римского заключения (примерно между 64 и 67 годами, то есть датой смерти Нерона). Говоря о месте написания, Павел оставил Тимофея в Ефесе, а затем отправился в Македонию (</w:t>
       </w:r>
-      <w:hyperlink r:id="rId14">
-        <w:r>
-          <w:rPr>
-            <w:lang w:val="ru_RU" w:bidi="ru_RU"/>
-          </w:rPr>
-          <w:rPr>
-            <w:color w:val="0000EE"/>
-            <w:u w:val="single"/>
-          </w:rPr>
-          <w:t>1Тим.1:3</w:t>
-        </w:r>
-      </w:hyperlink>
+      <w:r>
+        <w:rPr>
+          <w:lang w:val="ru_RU" w:bidi="ru_RU"/>
+        </w:rPr>
+        <w:t>1Тим.1:3</w:t>
+      </w:r>
       <w:r>
         <w:rPr>
           <w:lang w:val="ru_RU" w:bidi="ru_RU"/>
@@ -554,72 +542,48 @@
         </w:rPr>
         <w:t>Павел оставил Тимофея ответственным за церковь в Ефесе (</w:t>
       </w:r>
-      <w:hyperlink r:id="rId15">
-        <w:r>
-          <w:rPr>
-            <w:lang w:val="ru_RU" w:bidi="ru_RU"/>
-          </w:rPr>
-          <w:rPr>
-            <w:color w:val="0000EE"/>
-            <w:u w:val="single"/>
-          </w:rPr>
-          <w:t>1:2–3</w:t>
-        </w:r>
-      </w:hyperlink>
+      <w:r>
+        <w:rPr>
+          <w:lang w:val="ru_RU" w:bidi="ru_RU"/>
+        </w:rPr>
+        <w:t>1:2–3</w:t>
+      </w:r>
       <w:r>
         <w:rPr>
           <w:lang w:val="ru_RU" w:bidi="ru_RU"/>
         </w:rPr>
         <w:t>). Во время своего второго путешествия он намеревался отправиться в римскую провинцию Асию, главным городом которой был Ефес, однако Дух не допустил его. Он отправился в Македонию и Грецию (</w:t>
       </w:r>
-      <w:hyperlink r:id="rId16">
-        <w:r>
-          <w:rPr>
-            <w:lang w:val="ru_RU" w:bidi="ru_RU"/>
-          </w:rPr>
-          <w:rPr>
-            <w:color w:val="0000EE"/>
-            <w:u w:val="single"/>
-          </w:rPr>
-          <w:t>Деян.16:6</w:t>
-        </w:r>
-      </w:hyperlink>
+      <w:r>
+        <w:rPr>
+          <w:lang w:val="ru_RU" w:bidi="ru_RU"/>
+        </w:rPr>
+        <w:t>Деян.16:6</w:t>
+      </w:r>
       <w:r>
         <w:rPr>
           <w:lang w:val="ru_RU" w:bidi="ru_RU"/>
         </w:rPr>
         <w:t>). В конце своего путешествия Павел остановился в Ефесе на короткое время (</w:t>
       </w:r>
-      <w:hyperlink r:id="rId17">
-        <w:r>
-          <w:rPr>
-            <w:lang w:val="ru_RU" w:bidi="ru_RU"/>
-          </w:rPr>
-          <w:rPr>
-            <w:color w:val="0000EE"/>
-            <w:u w:val="single"/>
-          </w:rPr>
-          <w:t>18:19–20</w:t>
-        </w:r>
-      </w:hyperlink>
+      <w:r>
+        <w:rPr>
+          <w:lang w:val="ru_RU" w:bidi="ru_RU"/>
+        </w:rPr>
+        <w:t>18:19–20</w:t>
+      </w:r>
       <w:r>
         <w:rPr>
           <w:lang w:val="ru_RU" w:bidi="ru_RU"/>
         </w:rPr>
         <w:t>). Во время третьего путешествия он жил в Ефесе три года, сделав его центром своей деятельности (</w:t>
       </w:r>
-      <w:hyperlink r:id="rId18">
-        <w:r>
-          <w:rPr>
-            <w:lang w:val="ru_RU" w:bidi="ru_RU"/>
-          </w:rPr>
-          <w:rPr>
-            <w:color w:val="0000EE"/>
-            <w:u w:val="single"/>
-          </w:rPr>
-          <w:t>19:1–20:1</w:t>
-        </w:r>
-      </w:hyperlink>
+      <w:r>
+        <w:rPr>
+          <w:lang w:val="ru_RU" w:bidi="ru_RU"/>
+        </w:rPr>
+        <w:t>19:1–20:1</w:t>
+      </w:r>
       <w:r>
         <w:rPr>
           <w:lang w:val="ru_RU" w:bidi="ru_RU"/>
@@ -740,18 +704,12 @@
         </w:rPr>
         <w:t>Одной из причин, почему Павел оставил Тимофея в Ефесе, была необходимость «увещевать некоторых, чтобы они не учили иному» (</w:t>
       </w:r>
-      <w:hyperlink r:id="rId14">
-        <w:r>
-          <w:rPr>
-            <w:lang w:val="ru_RU" w:bidi="ru_RU"/>
-          </w:rPr>
-          <w:rPr>
-            <w:color w:val="0000EE"/>
-            <w:u w:val="single"/>
-          </w:rPr>
-          <w:t>1:3</w:t>
-        </w:r>
-      </w:hyperlink>
+      <w:r>
+        <w:rPr>
+          <w:lang w:val="ru_RU" w:bidi="ru_RU"/>
+        </w:rPr>
+        <w:t>1:3</w:t>
+      </w:r>
       <w:r>
         <w:rPr>
           <w:lang w:val="ru_RU" w:bidi="ru_RU"/>
@@ -797,54 +755,36 @@
         </w:rPr>
         <w:t>«Прежде всего прошу совершать молитвы, прошения, моления, благодарения за всех человеков» (</w:t>
       </w:r>
-      <w:hyperlink r:id="rId19">
-        <w:r>
-          <w:rPr>
-            <w:lang w:val="ru_RU" w:bidi="ru_RU"/>
-          </w:rPr>
-          <w:rPr>
-            <w:color w:val="0000EE"/>
-            <w:u w:val="single"/>
-          </w:rPr>
-          <w:t>2:1</w:t>
-        </w:r>
-      </w:hyperlink>
+      <w:r>
+        <w:rPr>
+          <w:lang w:val="ru_RU" w:bidi="ru_RU"/>
+        </w:rPr>
+        <w:t>2:1</w:t>
+      </w:r>
       <w:r>
         <w:rPr>
           <w:lang w:val="ru_RU" w:bidi="ru_RU"/>
         </w:rPr>
         <w:t xml:space="preserve">). Молитва чрезвычайно важна в поклонении христианской церкви. Павел подчёркивал важность молитвы за людей, занимавших высокие должности в государстве (несмотря на то, что этим государством была Римская империя во главе с Нероном). Павел ясно говорит об этом в Послании </w:t>
       </w:r>
-      <w:hyperlink r:id="rId20">
-        <w:r>
-          <w:rPr>
-            <w:lang w:val="ru_RU" w:bidi="ru_RU"/>
-          </w:rPr>
-          <w:rPr>
-            <w:color w:val="0000EE"/>
-            <w:u w:val="single"/>
-          </w:rPr>
-          <w:t>к Римлянам 13</w:t>
-        </w:r>
-      </w:hyperlink>
+      <w:r>
+        <w:rPr>
+          <w:lang w:val="ru_RU" w:bidi="ru_RU"/>
+        </w:rPr>
+        <w:t>к Римлянам 13</w:t>
+      </w:r>
       <w:r>
         <w:rPr>
           <w:lang w:val="ru_RU" w:bidi="ru_RU"/>
         </w:rPr>
         <w:t>. Иисус тоже учил Своих учеников молиться за кесаря и отдавать кесарево кесарю (</w:t>
       </w:r>
-      <w:hyperlink r:id="rId21">
-        <w:r>
-          <w:rPr>
-            <w:lang w:val="ru_RU" w:bidi="ru_RU"/>
-          </w:rPr>
-          <w:rPr>
-            <w:color w:val="0000EE"/>
-            <w:u w:val="single"/>
-          </w:rPr>
-          <w:t>Мф.22:17</w:t>
-        </w:r>
-      </w:hyperlink>
+      <w:r>
+        <w:rPr>
+          <w:lang w:val="ru_RU" w:bidi="ru_RU"/>
+        </w:rPr>
+        <w:t>Мф.22:17</w:t>
+      </w:r>
       <w:r>
         <w:rPr>
           <w:lang w:val="ru_RU" w:bidi="ru_RU"/>
@@ -865,36 +805,24 @@
         </w:rPr>
         <w:t>Христиане должны молиться Богу, поднимая в Нему свои руки, свободные от греха, гнева и обиды. Особенно Павел писал сёстрам: «Чтобы также и жены, в приличном одеянии, со стыдливостью и целомудрием, украшали себя не плетением волос, не золотом, не жемчугом, не многоценною одеждою, но добрыми делами, как прилично женам, посвящающим себя благочестию» (</w:t>
       </w:r>
-      <w:hyperlink r:id="rId22">
-        <w:r>
-          <w:rPr>
-            <w:lang w:val="ru_RU" w:bidi="ru_RU"/>
-          </w:rPr>
-          <w:rPr>
-            <w:color w:val="0000EE"/>
-            <w:u w:val="single"/>
-          </w:rPr>
-          <w:t>1Тим.2:9–10</w:t>
-        </w:r>
-      </w:hyperlink>
+      <w:r>
+        <w:rPr>
+          <w:lang w:val="ru_RU" w:bidi="ru_RU"/>
+        </w:rPr>
+        <w:t>1Тим.2:9–10</w:t>
+      </w:r>
       <w:r>
         <w:rPr>
           <w:lang w:val="ru_RU" w:bidi="ru_RU"/>
         </w:rPr>
         <w:t xml:space="preserve">). Затем Павел говорит: «А учить жене не позволяю, ни властвовать над мужем, но быть в безмолвии» (ст. </w:t>
       </w:r>
-      <w:hyperlink r:id="rId23">
-        <w:r>
-          <w:rPr>
-            <w:lang w:val="ru_RU" w:bidi="ru_RU"/>
-          </w:rPr>
-          <w:rPr>
-            <w:color w:val="0000EE"/>
-            <w:u w:val="single"/>
-          </w:rPr>
-          <w:t>12</w:t>
-        </w:r>
-      </w:hyperlink>
+      <w:r>
+        <w:rPr>
+          <w:lang w:val="ru_RU" w:bidi="ru_RU"/>
+        </w:rPr>
+        <w:t>12</w:t>
+      </w:r>
       <w:r>
         <w:rPr>
           <w:lang w:val="ru_RU" w:bidi="ru_RU"/>
@@ -926,36 +854,24 @@
         </w:rPr>
         <w:t>Первый вопрос организации ранней церкви связан с назначением епископов. Первый стих этого раздела говорит: «Если кто епископства желает, доброго дела желает» (</w:t>
       </w:r>
-      <w:hyperlink r:id="rId24">
-        <w:r>
-          <w:rPr>
-            <w:lang w:val="ru_RU" w:bidi="ru_RU"/>
-          </w:rPr>
-          <w:rPr>
-            <w:color w:val="0000EE"/>
-            <w:u w:val="single"/>
-          </w:rPr>
-          <w:t>3:1</w:t>
-        </w:r>
-      </w:hyperlink>
+      <w:r>
+        <w:rPr>
+          <w:lang w:val="ru_RU" w:bidi="ru_RU"/>
+        </w:rPr>
+        <w:t>3:1</w:t>
+      </w:r>
       <w:r>
         <w:rPr>
           <w:lang w:val="ru_RU" w:bidi="ru_RU"/>
         </w:rPr>
         <w:t xml:space="preserve">). Во всех пасторских посланиях ясно выражена идея того, что епископ является руководителем одной поместной церкви, а не группы церквей, как это произошло с епископатом в начале второго столетия. В свете Послания к </w:t>
       </w:r>
-      <w:hyperlink r:id="rId25">
-        <w:r>
-          <w:rPr>
-            <w:lang w:val="ru_RU" w:bidi="ru_RU"/>
-          </w:rPr>
-          <w:rPr>
-            <w:color w:val="0000EE"/>
-            <w:u w:val="single"/>
-          </w:rPr>
-          <w:t>Титу 1:4–6</w:t>
-        </w:r>
-      </w:hyperlink>
+      <w:r>
+        <w:rPr>
+          <w:lang w:val="ru_RU" w:bidi="ru_RU"/>
+        </w:rPr>
+        <w:t>Титу 1:4–6</w:t>
+      </w:r>
       <w:r>
         <w:rPr>
           <w:lang w:val="ru_RU" w:bidi="ru_RU"/>
@@ -990,18 +906,12 @@
         </w:rPr>
         <w:t>«Но епископ должен быть непорочен, одной жены муж» (</w:t>
       </w:r>
-      <w:hyperlink r:id="rId26">
-        <w:r>
-          <w:rPr>
-            <w:lang w:val="ru_RU" w:bidi="ru_RU"/>
-          </w:rPr>
-          <w:rPr>
-            <w:color w:val="0000EE"/>
-            <w:u w:val="single"/>
-          </w:rPr>
-          <w:t>3:2</w:t>
-        </w:r>
-      </w:hyperlink>
+      <w:r>
+        <w:rPr>
+          <w:lang w:val="ru_RU" w:bidi="ru_RU"/>
+        </w:rPr>
+        <w:t>3:2</w:t>
+      </w:r>
       <w:r>
         <w:rPr>
           <w:lang w:val="ru_RU" w:bidi="ru_RU"/>
@@ -1036,54 +946,36 @@
         </w:rPr>
         <w:t>Далее Павел говорит о диаконах: «Диаконы также должны быть честны» (</w:t>
       </w:r>
-      <w:hyperlink r:id="rId27">
-        <w:r>
-          <w:rPr>
-            <w:lang w:val="ru_RU" w:bidi="ru_RU"/>
-          </w:rPr>
-          <w:rPr>
-            <w:color w:val="0000EE"/>
-            <w:u w:val="single"/>
-          </w:rPr>
-          <w:t>3:8</w:t>
-        </w:r>
-      </w:hyperlink>
+      <w:r>
+        <w:rPr>
+          <w:lang w:val="ru_RU" w:bidi="ru_RU"/>
+        </w:rPr>
+        <w:t>3:8</w:t>
+      </w:r>
       <w:r>
         <w:rPr>
           <w:lang w:val="ru_RU" w:bidi="ru_RU"/>
         </w:rPr>
         <w:t xml:space="preserve">). Требования к диаконам практически такие же, как и к старейшинам. Избираемые диаконы должны были иметь опыт церковного служения. Согласно </w:t>
       </w:r>
-      <w:hyperlink r:id="rId28">
-        <w:r>
-          <w:rPr>
-            <w:lang w:val="ru_RU" w:bidi="ru_RU"/>
-          </w:rPr>
-          <w:rPr>
-            <w:color w:val="0000EE"/>
-            <w:u w:val="single"/>
-          </w:rPr>
-          <w:t>1Тимофею 3:11</w:t>
-        </w:r>
-      </w:hyperlink>
+      <w:r>
+        <w:rPr>
+          <w:lang w:val="ru_RU" w:bidi="ru_RU"/>
+        </w:rPr>
+        <w:t>1Тимофею 3:11</w:t>
+      </w:r>
       <w:r>
         <w:rPr>
           <w:lang w:val="ru_RU" w:bidi="ru_RU"/>
         </w:rPr>
         <w:t xml:space="preserve"> к женщинам, которые хотят стать диаконисами, или к женам диаконов, предъявляются одинаковые требования, что и к мужчинам. Стих </w:t>
       </w:r>
-      <w:hyperlink r:id="rId29">
-        <w:r>
-          <w:rPr>
-            <w:lang w:val="ru_RU" w:bidi="ru_RU"/>
-          </w:rPr>
-          <w:rPr>
-            <w:color w:val="0000EE"/>
-            <w:u w:val="single"/>
-          </w:rPr>
-          <w:t>12</w:t>
-        </w:r>
-      </w:hyperlink>
+      <w:r>
+        <w:rPr>
+          <w:lang w:val="ru_RU" w:bidi="ru_RU"/>
+        </w:rPr>
+        <w:t>12</w:t>
+      </w:r>
       <w:r>
         <w:rPr>
           <w:lang w:val="ru_RU" w:bidi="ru_RU"/>
@@ -1104,36 +996,24 @@
         </w:rPr>
         <w:t xml:space="preserve">В главе </w:t>
       </w:r>
-      <w:hyperlink r:id="rId30">
-        <w:r>
-          <w:rPr>
-            <w:lang w:val="ru_RU" w:bidi="ru_RU"/>
-          </w:rPr>
-          <w:rPr>
-            <w:color w:val="0000EE"/>
-            <w:u w:val="single"/>
-          </w:rPr>
-          <w:t>4</w:t>
-        </w:r>
-      </w:hyperlink>
+      <w:r>
+        <w:rPr>
+          <w:lang w:val="ru_RU" w:bidi="ru_RU"/>
+        </w:rPr>
+        <w:t>4</w:t>
+      </w:r>
       <w:r>
         <w:rPr>
           <w:lang w:val="ru_RU" w:bidi="ru_RU"/>
         </w:rPr>
         <w:t xml:space="preserve"> Павел призывает Тимофея использовать своё лидерское положение в церкви, особенно в отношениях с еретиками. Некоторые еретические учения гностиков практиковали ложный аскетизм, запрещали вступать в брак и употреблять некоторые виды пищи. Однако Бог сотворил всё это для нашего пользования и чтобы мы славили за них Бога. Пасторской обязанностью Тимофея было учить вверенный ему народ Божьим истинам и не позволять себе вступать в словопрения относительно ложных, безбожных и глупых басней (</w:t>
       </w:r>
-      <w:hyperlink r:id="rId31">
-        <w:r>
-          <w:rPr>
-            <w:lang w:val="ru_RU" w:bidi="ru_RU"/>
-          </w:rPr>
-          <w:rPr>
-            <w:color w:val="0000EE"/>
-            <w:u w:val="single"/>
-          </w:rPr>
-          <w:t>4:7</w:t>
-        </w:r>
-      </w:hyperlink>
+      <w:r>
+        <w:rPr>
+          <w:lang w:val="ru_RU" w:bidi="ru_RU"/>
+        </w:rPr>
+        <w:t>4:7</w:t>
+      </w:r>
       <w:r>
         <w:rPr>
           <w:lang w:val="ru_RU" w:bidi="ru_RU"/>
@@ -1154,18 +1034,12 @@
         </w:rPr>
         <w:t>Павел знал, что Тимофей молод, и что некоторые более старшие христиане могут не признать его авторитет. Чтобы заслужить их уважение, Тимофею следовало прилагать больше усилий «в слове, в житии, в любви, в духе, в вере, в чистоте» (</w:t>
       </w:r>
-      <w:hyperlink r:id="rId32">
-        <w:r>
-          <w:rPr>
-            <w:lang w:val="ru_RU" w:bidi="ru_RU"/>
-          </w:rPr>
-          <w:rPr>
-            <w:color w:val="0000EE"/>
-            <w:u w:val="single"/>
-          </w:rPr>
-          <w:t>4:12</w:t>
-        </w:r>
-      </w:hyperlink>
+      <w:r>
+        <w:rPr>
+          <w:lang w:val="ru_RU" w:bidi="ru_RU"/>
+        </w:rPr>
+        <w:t>4:12</w:t>
+      </w:r>
       <w:r>
         <w:rPr>
           <w:lang w:val="ru_RU" w:bidi="ru_RU"/>
@@ -1186,18 +1060,12 @@
         </w:rPr>
         <w:t>Павел даёт Тимофею практические советы о том, как молодой проповедник должен относиться к различным группам в церкви. К старшим мужчинам он должен относиться как к отцам, к пожилым женщинам как к матерям, к юношам как к братьям, а к молодым девушкам как к сёстрам «со всякою чистотою» (</w:t>
       </w:r>
-      <w:hyperlink r:id="rId33">
-        <w:r>
-          <w:rPr>
-            <w:lang w:val="ru_RU" w:bidi="ru_RU"/>
-          </w:rPr>
-          <w:rPr>
-            <w:color w:val="0000EE"/>
-            <w:u w:val="single"/>
-          </w:rPr>
-          <w:t>5:2</w:t>
-        </w:r>
-      </w:hyperlink>
+      <w:r>
+        <w:rPr>
+          <w:lang w:val="ru_RU" w:bidi="ru_RU"/>
+        </w:rPr>
+        <w:t>5:2</w:t>
+      </w:r>
       <w:r>
         <w:rPr>
           <w:lang w:val="ru_RU" w:bidi="ru_RU"/>
@@ -1232,36 +1100,24 @@
         </w:rPr>
         <w:t>Даже в ранней церкви руководители церкви получали плату за свой труд. Павел говорит, что таковым «должно оказывать сугубую честь» (</w:t>
       </w:r>
-      <w:hyperlink r:id="rId34">
-        <w:r>
-          <w:rPr>
-            <w:lang w:val="ru_RU" w:bidi="ru_RU"/>
-          </w:rPr>
-          <w:rPr>
-            <w:color w:val="0000EE"/>
-            <w:u w:val="single"/>
-          </w:rPr>
-          <w:t>5:17</w:t>
-        </w:r>
-      </w:hyperlink>
+      <w:r>
+        <w:rPr>
+          <w:lang w:val="ru_RU" w:bidi="ru_RU"/>
+        </w:rPr>
+        <w:t>5:17</w:t>
+      </w:r>
       <w:r>
         <w:rPr>
           <w:lang w:val="ru_RU" w:bidi="ru_RU"/>
         </w:rPr>
         <w:t xml:space="preserve">). Не следует слишком быстро выбирать руководителей церкви и рукополагать их. Также не следует игнорировать их грехи. Павел предупредил и самого Тимофея, чтобы тот хранил себя от греха. Раздел заканчивается советами о том, как следует поступать, когда служители церкви грешат (ст. </w:t>
       </w:r>
-      <w:hyperlink r:id="rId35">
-        <w:r>
-          <w:rPr>
-            <w:lang w:val="ru_RU" w:bidi="ru_RU"/>
-          </w:rPr>
-          <w:rPr>
-            <w:color w:val="0000EE"/>
-            <w:u w:val="single"/>
-          </w:rPr>
-          <w:t>24–25</w:t>
-        </w:r>
-      </w:hyperlink>
+      <w:r>
+        <w:rPr>
+          <w:lang w:val="ru_RU" w:bidi="ru_RU"/>
+        </w:rPr>
+        <w:t>24–25</w:t>
+      </w:r>
       <w:r>
         <w:rPr>
           <w:lang w:val="ru_RU" w:bidi="ru_RU"/>
@@ -1321,18 +1177,12 @@
         </w:rPr>
         <w:t>Два раздела (</w:t>
       </w:r>
-      <w:hyperlink r:id="rId36">
-        <w:r>
-          <w:rPr>
-            <w:lang w:val="ru_RU" w:bidi="ru_RU"/>
-          </w:rPr>
-          <w:rPr>
-            <w:color w:val="0000EE"/>
-            <w:u w:val="single"/>
-          </w:rPr>
-          <w:t>6:6–10, 17–19</w:t>
-        </w:r>
-      </w:hyperlink>
+      <w:r>
+        <w:rPr>
+          <w:lang w:val="ru_RU" w:bidi="ru_RU"/>
+        </w:rPr>
+        <w:t>6:6–10, 17–19</w:t>
+      </w:r>
       <w:r>
         <w:rPr>
           <w:lang w:val="ru_RU" w:bidi="ru_RU"/>
@@ -1353,18 +1203,12 @@
         </w:rPr>
         <w:t>Наконец, в двух разделах (</w:t>
       </w:r>
-      <w:hyperlink r:id="rId37">
-        <w:r>
-          <w:rPr>
-            <w:lang w:val="ru_RU" w:bidi="ru_RU"/>
-          </w:rPr>
-          <w:rPr>
-            <w:color w:val="0000EE"/>
-            <w:u w:val="single"/>
-          </w:rPr>
-          <w:t>6:11–16, 20–21</w:t>
-        </w:r>
-      </w:hyperlink>
+      <w:r>
+        <w:rPr>
+          <w:lang w:val="ru_RU" w:bidi="ru_RU"/>
+        </w:rPr>
+        <w:t>6:11–16, 20–21</w:t>
+      </w:r>
       <w:r>
         <w:rPr>
           <w:lang w:val="ru_RU" w:bidi="ru_RU"/>
@@ -1464,72 +1308,48 @@
         </w:rPr>
         <w:t>1. Один из обращенных Павлом, «истинный сын по общей вере» (</w:t>
       </w:r>
-      <w:hyperlink r:id="rId38">
-        <w:r>
-          <w:rPr>
-            <w:lang w:val="ru_RU" w:bidi="ru_RU"/>
-          </w:rPr>
-          <w:rPr>
-            <w:color w:val="0000EE"/>
-            <w:u w:val="single"/>
-          </w:rPr>
-          <w:t>Тит.1:4</w:t>
-        </w:r>
-      </w:hyperlink>
+      <w:r>
+        <w:rPr>
+          <w:lang w:val="ru_RU" w:bidi="ru_RU"/>
+        </w:rPr>
+        <w:t>Тит.1:4</w:t>
+      </w:r>
       <w:r>
         <w:rPr>
           <w:lang w:val="ru_RU" w:bidi="ru_RU"/>
         </w:rPr>
         <w:t>). Он стал близким доверенным лицом апостола в его миссии по распространению христианства на Средиземноморье (</w:t>
       </w:r>
-      <w:hyperlink r:id="rId39">
-        <w:r>
-          <w:rPr>
-            <w:lang w:val="ru_RU" w:bidi="ru_RU"/>
-          </w:rPr>
-          <w:rPr>
-            <w:color w:val="0000EE"/>
-            <w:u w:val="single"/>
-          </w:rPr>
-          <w:t>2Кор.8:23</w:t>
-        </w:r>
-      </w:hyperlink>
+      <w:r>
+        <w:rPr>
+          <w:lang w:val="ru_RU" w:bidi="ru_RU"/>
+        </w:rPr>
+        <w:t>2Кор.8:23</w:t>
+      </w:r>
       <w:r>
         <w:rPr>
           <w:lang w:val="ru_RU" w:bidi="ru_RU"/>
         </w:rPr>
         <w:t xml:space="preserve">; </w:t>
       </w:r>
-      <w:hyperlink r:id="rId40">
-        <w:r>
-          <w:rPr>
-            <w:lang w:val="ru_RU" w:bidi="ru_RU"/>
-          </w:rPr>
-          <w:rPr>
-            <w:color w:val="0000EE"/>
-            <w:u w:val="single"/>
-          </w:rPr>
-          <w:t>2Тим.4:10</w:t>
-        </w:r>
-      </w:hyperlink>
+      <w:r>
+        <w:rPr>
+          <w:lang w:val="ru_RU" w:bidi="ru_RU"/>
+        </w:rPr>
+        <w:t>2Тим.4:10</w:t>
+      </w:r>
       <w:r>
         <w:rPr>
           <w:lang w:val="ru_RU" w:bidi="ru_RU"/>
         </w:rPr>
         <w:t xml:space="preserve">; </w:t>
       </w:r>
-      <w:hyperlink r:id="rId41">
-        <w:r>
-          <w:rPr>
-            <w:lang w:val="ru_RU" w:bidi="ru_RU"/>
-          </w:rPr>
-          <w:rPr>
-            <w:color w:val="0000EE"/>
-            <w:u w:val="single"/>
-          </w:rPr>
-          <w:t>Тит.1:4–5</w:t>
-        </w:r>
-      </w:hyperlink>
+      <w:r>
+        <w:rPr>
+          <w:lang w:val="ru_RU" w:bidi="ru_RU"/>
+        </w:rPr>
+        <w:t>Тит.1:4–5</w:t>
+      </w:r>
       <w:r>
         <w:rPr>
           <w:lang w:val="ru_RU" w:bidi="ru_RU"/>
@@ -1550,36 +1370,24 @@
         </w:rPr>
         <w:t>В отличие от Тимофея, который был наполовину евреем, Тит родился в языческой семье. Нет никаких сведений об обстоятельствах его обращения или о его первой встрече с Павлом. Впервые он появляется как спутник Павла и Варнавы во время посещения Иерусалима (</w:t>
       </w:r>
-      <w:hyperlink r:id="rId42">
-        <w:r>
-          <w:rPr>
-            <w:lang w:val="ru_RU" w:bidi="ru_RU"/>
-          </w:rPr>
-          <w:rPr>
-            <w:color w:val="0000EE"/>
-            <w:u w:val="single"/>
-          </w:rPr>
-          <w:t>Гал.2:3</w:t>
-        </w:r>
-      </w:hyperlink>
+      <w:r>
+        <w:rPr>
+          <w:lang w:val="ru_RU" w:bidi="ru_RU"/>
+        </w:rPr>
+        <w:t>Гал.2:3</w:t>
+      </w:r>
       <w:r>
         <w:rPr>
           <w:lang w:val="ru_RU" w:bidi="ru_RU"/>
         </w:rPr>
         <w:t>). Поводом для этого послужил Иерусалимский собор, состоявшийся примерно в 50 году н.э., на котором Павел и Варнава присутствовали в качестве официальных делегатов от Антиохийской церкви вскоре после своего первого миссионерского путешествия (</w:t>
       </w:r>
-      <w:hyperlink r:id="rId43">
-        <w:r>
-          <w:rPr>
-            <w:lang w:val="ru_RU" w:bidi="ru_RU"/>
-          </w:rPr>
-          <w:rPr>
-            <w:color w:val="0000EE"/>
-            <w:u w:val="single"/>
-          </w:rPr>
-          <w:t>Деян.15</w:t>
-        </w:r>
-      </w:hyperlink>
+      <w:r>
+        <w:rPr>
+          <w:lang w:val="ru_RU" w:bidi="ru_RU"/>
+        </w:rPr>
+        <w:t>Деян.15</w:t>
+      </w:r>
       <w:r>
         <w:rPr>
           <w:lang w:val="ru_RU" w:bidi="ru_RU"/>
@@ -1614,54 +1422,36 @@
         </w:rPr>
         <w:t>Вероятно, с этих пор Тит сопровождал Павла. Его имя нигде не встречается до тех пор, пока у Павла не возник конфликт с церковью в Коринфе во время его третьего миссионерского путешествия. Согласно Второму посланию к Коринфянам, во время своего длительного служения в Ефесе Павел получил известие о том, что коринфская церковь выступила против него и отвергла его апостольский авторитет. Попытки примирения не увенчались успехом, поэтому Павел отправил в Коринф Тита, чтобы тот попытался преодолеть раскол. Вернувшись к Павлу в Македонию, куда апостол приехал из Ефеса специально для встречи с ним, Тит сообщил благую весть о том, что коринфяне поменяли своё мнение и что прежние любовь и дружба восстановлены (</w:t>
       </w:r>
-      <w:hyperlink r:id="rId44">
-        <w:r>
-          <w:rPr>
-            <w:lang w:val="ru_RU" w:bidi="ru_RU"/>
-          </w:rPr>
-          <w:rPr>
-            <w:color w:val="0000EE"/>
-            <w:u w:val="single"/>
-          </w:rPr>
-          <w:t>2Кор.7:6–7</w:t>
-        </w:r>
-      </w:hyperlink>
+      <w:r>
+        <w:rPr>
+          <w:lang w:val="ru_RU" w:bidi="ru_RU"/>
+        </w:rPr>
+        <w:t>2Кор.7:6–7</w:t>
+      </w:r>
       <w:r>
         <w:rPr>
           <w:lang w:val="ru_RU" w:bidi="ru_RU"/>
         </w:rPr>
         <w:t>). В связи с этим Павел отправил Тита обратно в Коринф со Вторым посланием к Коринфянам, в котором содержались указания по сбору пожертвований для иудео-христиан в Иудее (</w:t>
       </w:r>
-      <w:hyperlink r:id="rId45">
-        <w:r>
-          <w:rPr>
-            <w:lang w:val="ru_RU" w:bidi="ru_RU"/>
-          </w:rPr>
-          <w:rPr>
-            <w:color w:val="0000EE"/>
-            <w:u w:val="single"/>
-          </w:rPr>
-          <w:t>8:6, 16</w:t>
-        </w:r>
-      </w:hyperlink>
+      <w:r>
+        <w:rPr>
+          <w:lang w:val="ru_RU" w:bidi="ru_RU"/>
+        </w:rPr>
+        <w:t>8:6, 16</w:t>
+      </w:r>
       <w:r>
         <w:rPr>
           <w:lang w:val="ru_RU" w:bidi="ru_RU"/>
         </w:rPr>
         <w:t>). По-видимому, Тит преуспел и в этом начинании (</w:t>
       </w:r>
-      <w:hyperlink r:id="rId46">
-        <w:r>
-          <w:rPr>
-            <w:lang w:val="ru_RU" w:bidi="ru_RU"/>
-          </w:rPr>
-          <w:rPr>
-            <w:color w:val="0000EE"/>
-            <w:u w:val="single"/>
-          </w:rPr>
-          <w:t>Рим.15:25–26</w:t>
-        </w:r>
-      </w:hyperlink>
+      <w:r>
+        <w:rPr>
+          <w:lang w:val="ru_RU" w:bidi="ru_RU"/>
+        </w:rPr>
+        <w:t>Рим.15:25–26</w:t>
+      </w:r>
       <w:r>
         <w:rPr>
           <w:lang w:val="ru_RU" w:bidi="ru_RU"/>
@@ -1682,36 +1472,24 @@
         </w:rPr>
         <w:t>Можно предположить, что после освобождения Павла из первого римского заключения Тит сопровождал его в миссии на остров Крит. Уезжая с Крита, Павел оставил там Тита для укрепления только что зародившейся христианской веры (</w:t>
       </w:r>
-      <w:hyperlink r:id="rId47">
-        <w:r>
-          <w:rPr>
-            <w:lang w:val="ru_RU" w:bidi="ru_RU"/>
-          </w:rPr>
-          <w:rPr>
-            <w:color w:val="0000EE"/>
-            <w:u w:val="single"/>
-          </w:rPr>
-          <w:t>Тит.1:5</w:t>
-        </w:r>
-      </w:hyperlink>
+      <w:r>
+        <w:rPr>
+          <w:lang w:val="ru_RU" w:bidi="ru_RU"/>
+        </w:rPr>
+        <w:t>Тит.1:5</w:t>
+      </w:r>
       <w:r>
         <w:rPr>
           <w:lang w:val="ru_RU" w:bidi="ru_RU"/>
         </w:rPr>
         <w:t xml:space="preserve">). Задание было сложным, поскольку критяне не желали слушаться, а новая церковь уже столкнулась с трудностями в лице ложных учителей (ст. </w:t>
       </w:r>
-      <w:hyperlink r:id="rId48">
-        <w:r>
-          <w:rPr>
-            <w:lang w:val="ru_RU" w:bidi="ru_RU"/>
-          </w:rPr>
-          <w:rPr>
-            <w:color w:val="0000EE"/>
-            <w:u w:val="single"/>
-          </w:rPr>
-          <w:t>10–16</w:t>
-        </w:r>
-      </w:hyperlink>
+      <w:r>
+        <w:rPr>
+          <w:lang w:val="ru_RU" w:bidi="ru_RU"/>
+        </w:rPr>
+        <w:t>10–16</w:t>
+      </w:r>
       <w:r>
         <w:rPr>
           <w:lang w:val="ru_RU" w:bidi="ru_RU"/>
@@ -1732,36 +1510,24 @@
         </w:rPr>
         <w:t>Письмо Павла к Титу является одним из трёх пасторских посланий, которое было написано позднее для поддержки Тита и его миссии на Крите. Письмо заканчивается просьбой апостола присоединиться к нему в Никополе, городе на западном побережье Греции, где он решил провести зиму (</w:t>
       </w:r>
-      <w:hyperlink r:id="rId49">
-        <w:r>
-          <w:rPr>
-            <w:lang w:val="ru_RU" w:bidi="ru_RU"/>
-          </w:rPr>
-          <w:rPr>
-            <w:color w:val="0000EE"/>
-            <w:u w:val="single"/>
-          </w:rPr>
-          <w:t>Тит.3:12</w:t>
-        </w:r>
-      </w:hyperlink>
+      <w:r>
+        <w:rPr>
+          <w:lang w:val="ru_RU" w:bidi="ru_RU"/>
+        </w:rPr>
+        <w:t>Тит.3:12</w:t>
+      </w:r>
       <w:r>
         <w:rPr>
           <w:lang w:val="ru_RU" w:bidi="ru_RU"/>
         </w:rPr>
         <w:t xml:space="preserve">). Скорее всего, именно из Никополя или еще позже из Рима (где апостол был вновь заключен в тюрьму и впоследствии казнен) Павел отправил Тита с миссией в Далматию, римскую провинцию на территории нынешней Югославии (см. </w:t>
       </w:r>
-      <w:hyperlink r:id="rId40">
-        <w:r>
-          <w:rPr>
-            <w:lang w:val="ru_RU" w:bidi="ru_RU"/>
-          </w:rPr>
-          <w:rPr>
-            <w:color w:val="0000EE"/>
-            <w:u w:val="single"/>
-          </w:rPr>
-          <w:t>2Тим.4:10</w:t>
-        </w:r>
-      </w:hyperlink>
+      <w:r>
+        <w:rPr>
+          <w:lang w:val="ru_RU" w:bidi="ru_RU"/>
+        </w:rPr>
+        <w:t>2Тим.4:10</w:t>
+      </w:r>
       <w:r>
         <w:rPr>
           <w:lang w:val="ru_RU" w:bidi="ru_RU"/>
@@ -1815,18 +1581,12 @@
         </w:rPr>
         <w:t>2. ОВариант написания имени обращенного язычника из Коринфа. Павел пришёл в его дом после того, как иудеи отвергли его проповедь (</w:t>
       </w:r>
-      <w:hyperlink r:id="rId50">
-        <w:r>
-          <w:rPr>
-            <w:lang w:val="ru_RU" w:bidi="ru_RU"/>
-          </w:rPr>
-          <w:rPr>
-            <w:color w:val="0000EE"/>
-            <w:u w:val="single"/>
-          </w:rPr>
-          <w:t>Деян.18:7</w:t>
-        </w:r>
-      </w:hyperlink>
+      <w:r>
+        <w:rPr>
+          <w:lang w:val="ru_RU" w:bidi="ru_RU"/>
+        </w:rPr>
+        <w:t>Деян.18:7</w:t>
+      </w:r>
       <w:r>
         <w:rPr>
           <w:lang w:val="ru_RU" w:bidi="ru_RU"/>
@@ -2054,18 +1814,12 @@
         </w:rPr>
         <w:t>Несмотря на то, что послание Павла начинается с его имени и личного приветствия (</w:t>
       </w:r>
-      <w:hyperlink r:id="rId51">
-        <w:r>
-          <w:rPr>
-            <w:lang w:val="ru_RU" w:bidi="ru_RU"/>
-          </w:rPr>
-          <w:rPr>
-            <w:color w:val="0000EE"/>
-            <w:u w:val="single"/>
-          </w:rPr>
-          <w:t>Тит.1:1–3</w:t>
-        </w:r>
-      </w:hyperlink>
+      <w:r>
+        <w:rPr>
+          <w:lang w:val="ru_RU" w:bidi="ru_RU"/>
+        </w:rPr>
+        <w:t>Тит.1:1–3</w:t>
+      </w:r>
       <w:r>
         <w:rPr>
           <w:lang w:val="ru_RU" w:bidi="ru_RU"/>
@@ -2097,126 +1851,84 @@
         </w:rPr>
         <w:t>Похоже, что Тит был одним из самых надежных и ценных сотрудников Павла. Павел говорит о нём (</w:t>
       </w:r>
-      <w:hyperlink r:id="rId39">
-        <w:r>
-          <w:rPr>
-            <w:lang w:val="ru_RU" w:bidi="ru_RU"/>
-          </w:rPr>
-          <w:rPr>
-            <w:color w:val="0000EE"/>
-            <w:u w:val="single"/>
-          </w:rPr>
-          <w:t>2Кор.8:23</w:t>
-        </w:r>
-      </w:hyperlink>
+      <w:r>
+        <w:rPr>
+          <w:lang w:val="ru_RU" w:bidi="ru_RU"/>
+        </w:rPr>
+        <w:t>2Кор.8:23</w:t>
+      </w:r>
       <w:r>
         <w:rPr>
           <w:lang w:val="ru_RU" w:bidi="ru_RU"/>
         </w:rPr>
         <w:t xml:space="preserve">) как о своём «товарище и сотруднике». Согласно </w:t>
       </w:r>
-      <w:hyperlink r:id="rId38">
-        <w:r>
-          <w:rPr>
-            <w:lang w:val="ru_RU" w:bidi="ru_RU"/>
-          </w:rPr>
-          <w:rPr>
-            <w:color w:val="0000EE"/>
-            <w:u w:val="single"/>
-          </w:rPr>
-          <w:t>Посланию к Титу1:4</w:t>
-        </w:r>
-      </w:hyperlink>
+      <w:r>
+        <w:rPr>
+          <w:lang w:val="ru_RU" w:bidi="ru_RU"/>
+        </w:rPr>
+        <w:t>Посланию к Титу1:4</w:t>
+      </w:r>
       <w:r>
         <w:rPr>
           <w:lang w:val="ru_RU" w:bidi="ru_RU"/>
         </w:rPr>
         <w:t xml:space="preserve">, своему обращению ко Христу он обязан Павлу. Из </w:t>
       </w:r>
-      <w:hyperlink r:id="rId52">
-        <w:r>
-          <w:rPr>
-            <w:lang w:val="ru_RU" w:bidi="ru_RU"/>
-          </w:rPr>
-          <w:rPr>
-            <w:color w:val="0000EE"/>
-            <w:u w:val="single"/>
-          </w:rPr>
-          <w:t>Послания к Галатам 2:1–4</w:t>
-        </w:r>
-      </w:hyperlink>
+      <w:r>
+        <w:rPr>
+          <w:lang w:val="ru_RU" w:bidi="ru_RU"/>
+        </w:rPr>
+        <w:t>Послания к Галатам 2:1–4</w:t>
+      </w:r>
       <w:r>
         <w:rPr>
           <w:lang w:val="ru_RU" w:bidi="ru_RU"/>
         </w:rPr>
         <w:t xml:space="preserve"> ясно, что он был язычником, и его имя используется в качестве примера того, что христиан из язычников не следует принуждать к обрезанию В то время Тит находился в Иерусалиме с Павлом и Варнавой. Намного позже, во время третьего миссионерского путешествия Павла, он должен был совершить для Павла две деликатные миссии в Коринфе: первая касалась напряженных отношений между апостолом и коринфскими христианами; вторая касалась сбора пожертвований среди язычников для Иерусалимской церкви (</w:t>
       </w:r>
-      <w:hyperlink r:id="rId53">
-        <w:r>
-          <w:rPr>
-            <w:lang w:val="ru_RU" w:bidi="ru_RU"/>
-          </w:rPr>
-          <w:rPr>
-            <w:color w:val="0000EE"/>
-            <w:u w:val="single"/>
-          </w:rPr>
-          <w:t>2Кор.2:12–13</w:t>
-        </w:r>
-      </w:hyperlink>
+      <w:r>
+        <w:rPr>
+          <w:lang w:val="ru_RU" w:bidi="ru_RU"/>
+        </w:rPr>
+        <w:t>2Кор.2:12–13</w:t>
+      </w:r>
       <w:r>
         <w:rPr>
           <w:lang w:val="ru_RU" w:bidi="ru_RU"/>
         </w:rPr>
         <w:t xml:space="preserve">; </w:t>
       </w:r>
-      <w:hyperlink r:id="rId54">
-        <w:r>
-          <w:rPr>
-            <w:lang w:val="ru_RU" w:bidi="ru_RU"/>
-          </w:rPr>
-          <w:rPr>
-            <w:color w:val="0000EE"/>
-            <w:u w:val="single"/>
-          </w:rPr>
-          <w:t>7:5–16</w:t>
-        </w:r>
-      </w:hyperlink>
+      <w:r>
+        <w:rPr>
+          <w:lang w:val="ru_RU" w:bidi="ru_RU"/>
+        </w:rPr>
+        <w:t>7:5–16</w:t>
+      </w:r>
       <w:r>
         <w:rPr>
           <w:lang w:val="ru_RU" w:bidi="ru_RU"/>
         </w:rPr>
         <w:t xml:space="preserve">; </w:t>
       </w:r>
-      <w:hyperlink r:id="rId55">
-        <w:r>
-          <w:rPr>
-            <w:lang w:val="ru_RU" w:bidi="ru_RU"/>
-          </w:rPr>
-          <w:rPr>
-            <w:color w:val="0000EE"/>
-            <w:u w:val="single"/>
-          </w:rPr>
-          <w:t>8:1–24</w:t>
-        </w:r>
-      </w:hyperlink>
+      <w:r>
+        <w:rPr>
+          <w:lang w:val="ru_RU" w:bidi="ru_RU"/>
+        </w:rPr>
+        <w:t>8:1–24</w:t>
+      </w:r>
       <w:r>
         <w:rPr>
           <w:lang w:val="ru_RU" w:bidi="ru_RU"/>
         </w:rPr>
         <w:t xml:space="preserve">). Если во </w:t>
       </w:r>
-      <w:hyperlink r:id="rId56">
-        <w:r>
-          <w:rPr>
-            <w:lang w:val="ru_RU" w:bidi="ru_RU"/>
-          </w:rPr>
-          <w:rPr>
-            <w:color w:val="0000EE"/>
-            <w:u w:val="single"/>
-          </w:rPr>
-          <w:t>Втором послании к Тимофею 4:9–18</w:t>
-        </w:r>
-      </w:hyperlink>
+      <w:r>
+        <w:rPr>
+          <w:lang w:val="ru_RU" w:bidi="ru_RU"/>
+        </w:rPr>
+        <w:t>Втором послании к Тимофею 4:9–18</w:t>
+      </w:r>
       <w:r>
         <w:rPr>
           <w:lang w:val="ru_RU" w:bidi="ru_RU"/>
@@ -2248,72 +1960,48 @@
         </w:rPr>
         <w:t>Трудно определить точную дату написания этого письма. Апостол Павел оставил Тита на Крите, чтобы он продолжил его дело (</w:t>
       </w:r>
-      <w:hyperlink r:id="rId47">
-        <w:r>
-          <w:rPr>
-            <w:lang w:val="ru_RU" w:bidi="ru_RU"/>
-          </w:rPr>
-          <w:rPr>
-            <w:color w:val="0000EE"/>
-            <w:u w:val="single"/>
-          </w:rPr>
-          <w:t>Тит.1:5</w:t>
-        </w:r>
-      </w:hyperlink>
+      <w:r>
+        <w:rPr>
+          <w:lang w:val="ru_RU" w:bidi="ru_RU"/>
+        </w:rPr>
+        <w:t>Тит.1:5</w:t>
+      </w:r>
       <w:r>
         <w:rPr>
           <w:lang w:val="ru_RU" w:bidi="ru_RU"/>
         </w:rPr>
         <w:t>). Во время своего путешествия в Рим Павел на короткое время остановился на Крите (</w:t>
       </w:r>
-      <w:hyperlink r:id="rId57">
-        <w:r>
-          <w:rPr>
-            <w:lang w:val="ru_RU" w:bidi="ru_RU"/>
-          </w:rPr>
-          <w:rPr>
-            <w:color w:val="0000EE"/>
-            <w:u w:val="single"/>
-          </w:rPr>
-          <w:t>Деян. 27:7–13</w:t>
-        </w:r>
-      </w:hyperlink>
+      <w:r>
+        <w:rPr>
+          <w:lang w:val="ru_RU" w:bidi="ru_RU"/>
+        </w:rPr>
+        <w:t>Деян. 27:7–13</w:t>
+      </w:r>
       <w:r>
         <w:rPr>
           <w:lang w:val="ru_RU" w:bidi="ru_RU"/>
         </w:rPr>
         <w:t xml:space="preserve">), но это не могло быть тем случаем, на который он ссылался. В </w:t>
       </w:r>
-      <w:hyperlink r:id="rId49">
-        <w:r>
-          <w:rPr>
-            <w:lang w:val="ru_RU" w:bidi="ru_RU"/>
-          </w:rPr>
-          <w:rPr>
-            <w:color w:val="0000EE"/>
-            <w:u w:val="single"/>
-          </w:rPr>
-          <w:t>3:12</w:t>
-        </w:r>
-      </w:hyperlink>
+      <w:r>
+        <w:rPr>
+          <w:lang w:val="ru_RU" w:bidi="ru_RU"/>
+        </w:rPr>
+        <w:t>3:12</w:t>
+      </w:r>
       <w:r>
         <w:rPr>
           <w:lang w:val="ru_RU" w:bidi="ru_RU"/>
         </w:rPr>
         <w:t xml:space="preserve"> Тита попросили прийти в Никополь (вероятно, Никополь в Эпире, Греция), потому что Павел решил перезимовать там. Многие учёные придерживаются мнения, что после своего первого заключения в Риме (</w:t>
       </w:r>
-      <w:hyperlink r:id="rId58">
-        <w:r>
-          <w:rPr>
-            <w:lang w:val="ru_RU" w:bidi="ru_RU"/>
-          </w:rPr>
-          <w:rPr>
-            <w:color w:val="0000EE"/>
-            <w:u w:val="single"/>
-          </w:rPr>
-          <w:t>Деян. 28:16–31</w:t>
-        </w:r>
-      </w:hyperlink>
+      <w:r>
+        <w:rPr>
+          <w:lang w:val="ru_RU" w:bidi="ru_RU"/>
+        </w:rPr>
+        <w:t>Деян. 28:16–31</w:t>
+      </w:r>
       <w:r>
         <w:rPr>
           <w:lang w:val="ru_RU" w:bidi="ru_RU"/>
@@ -2345,108 +2033,72 @@
         </w:rPr>
         <w:t>Несмотря на то, что это письмо было адресовано лично одному из коллег апостола, в нём содержится минимум личных ссылок и наставлений. Больше всего Павла заботили растущие и развивающиеся церкви на Крите. Им угрожали ложные учения, которые, очевидно, обладали еврейскими элементами с акцентами на аскетизм и вызывали много спекулятивных дискуссий (</w:t>
       </w:r>
-      <w:hyperlink r:id="rId59">
-        <w:r>
-          <w:rPr>
-            <w:lang w:val="ru_RU" w:bidi="ru_RU"/>
-          </w:rPr>
-          <w:rPr>
-            <w:color w:val="0000EE"/>
-            <w:u w:val="single"/>
-          </w:rPr>
-          <w:t>Тит.1:10, 14–15</w:t>
-        </w:r>
-      </w:hyperlink>
+      <w:r>
+        <w:rPr>
+          <w:lang w:val="ru_RU" w:bidi="ru_RU"/>
+        </w:rPr>
+        <w:t>Тит.1:10, 14–15</w:t>
+      </w:r>
       <w:r>
         <w:rPr>
           <w:lang w:val="ru_RU" w:bidi="ru_RU"/>
         </w:rPr>
         <w:t>:</w:t>
       </w:r>
-      <w:hyperlink r:id="rId60">
-        <w:r>
-          <w:rPr>
-            <w:lang w:val="ru_RU" w:bidi="ru_RU"/>
-          </w:rPr>
-          <w:rPr>
-            <w:color w:val="0000EE"/>
-            <w:u w:val="single"/>
-          </w:rPr>
-          <w:t>3:9</w:t>
-        </w:r>
-      </w:hyperlink>
+      <w:r>
+        <w:rPr>
+          <w:lang w:val="ru_RU" w:bidi="ru_RU"/>
+        </w:rPr>
+        <w:t>3:9</w:t>
+      </w:r>
       <w:r>
         <w:rPr>
           <w:lang w:val="ru_RU" w:bidi="ru_RU"/>
         </w:rPr>
         <w:t>). Одним словом, кажется, что они имели дело с ранней формой еврейского гностицизма. Защитники этого учения пропагандировали его «из постыдной корысти» (</w:t>
       </w:r>
-      <w:hyperlink r:id="rId61">
-        <w:r>
-          <w:rPr>
-            <w:lang w:val="ru_RU" w:bidi="ru_RU"/>
-          </w:rPr>
-          <w:rPr>
-            <w:color w:val="0000EE"/>
-            <w:u w:val="single"/>
-          </w:rPr>
-          <w:t>1:11</w:t>
-        </w:r>
-      </w:hyperlink>
+      <w:r>
+        <w:rPr>
+          <w:lang w:val="ru_RU" w:bidi="ru_RU"/>
+        </w:rPr>
+        <w:t>1:11</w:t>
+      </w:r>
       <w:r>
         <w:rPr>
           <w:lang w:val="ru_RU" w:bidi="ru_RU"/>
         </w:rPr>
         <w:t xml:space="preserve">, СИН). Тит и назначенные им старейшины должны были опровергнуть это неправильное учение и дать верующим здравое учение (ст. </w:t>
       </w:r>
-      <w:hyperlink r:id="rId62">
-        <w:r>
-          <w:rPr>
-            <w:lang w:val="ru_RU" w:bidi="ru_RU"/>
-          </w:rPr>
-          <w:rPr>
-            <w:color w:val="0000EE"/>
-            <w:u w:val="single"/>
-          </w:rPr>
-          <w:t>9</w:t>
-        </w:r>
-      </w:hyperlink>
+      <w:r>
+        <w:rPr>
+          <w:lang w:val="ru_RU" w:bidi="ru_RU"/>
+        </w:rPr>
+        <w:t>9</w:t>
+      </w:r>
       <w:r>
         <w:rPr>
           <w:lang w:val="ru_RU" w:bidi="ru_RU"/>
         </w:rPr>
         <w:t>). Хотя это здравое учение здесь не уточняется, оно должно было относиться к спасительной Божьей благодати во Христе, обновляющей работе Святого Духа и к будущему пришествию Господа Иисуса (</w:t>
       </w:r>
-      <w:hyperlink r:id="rId63">
-        <w:r>
-          <w:rPr>
-            <w:lang w:val="ru_RU" w:bidi="ru_RU"/>
-          </w:rPr>
-          <w:rPr>
-            <w:color w:val="0000EE"/>
-            <w:u w:val="single"/>
-          </w:rPr>
-          <w:t>2:11–13</w:t>
-        </w:r>
-      </w:hyperlink>
+      <w:r>
+        <w:rPr>
+          <w:lang w:val="ru_RU" w:bidi="ru_RU"/>
+        </w:rPr>
+        <w:t>2:11–13</w:t>
+      </w:r>
       <w:r>
         <w:rPr>
           <w:lang w:val="ru_RU" w:bidi="ru_RU"/>
         </w:rPr>
         <w:t xml:space="preserve">; </w:t>
       </w:r>
-      <w:hyperlink r:id="rId64">
-        <w:r>
-          <w:rPr>
-            <w:lang w:val="ru_RU" w:bidi="ru_RU"/>
-          </w:rPr>
-          <w:rPr>
-            <w:color w:val="0000EE"/>
-            <w:u w:val="single"/>
-          </w:rPr>
-          <w:t>3:4–7</w:t>
-        </w:r>
-      </w:hyperlink>
+      <w:r>
+        <w:rPr>
+          <w:lang w:val="ru_RU" w:bidi="ru_RU"/>
+        </w:rPr>
+        <w:t>3:4–7</w:t>
+      </w:r>
       <w:r>
         <w:rPr>
           <w:lang w:val="ru_RU" w:bidi="ru_RU"/>
@@ -2514,54 +2166,36 @@
         </w:rPr>
         <w:t xml:space="preserve">Тит был оставлен на Крите, чтобы продолжить работу Павла и назначить пресвитеров в каждой церкви (ср. </w:t>
       </w:r>
-      <w:hyperlink r:id="rId65">
-        <w:r>
-          <w:rPr>
-            <w:lang w:val="ru_RU" w:bidi="ru_RU"/>
-          </w:rPr>
-          <w:rPr>
-            <w:color w:val="0000EE"/>
-            <w:u w:val="single"/>
-          </w:rPr>
-          <w:t>Деян.14:23</w:t>
-        </w:r>
-      </w:hyperlink>
+      <w:r>
+        <w:rPr>
+          <w:lang w:val="ru_RU" w:bidi="ru_RU"/>
+        </w:rPr>
+        <w:t>Деян.14:23</w:t>
+      </w:r>
       <w:r>
         <w:rPr>
           <w:lang w:val="ru_RU" w:bidi="ru_RU"/>
         </w:rPr>
         <w:t xml:space="preserve">). Этих пресвитеров также называют епископами (ср. </w:t>
       </w:r>
-      <w:hyperlink r:id="rId66">
-        <w:r>
-          <w:rPr>
-            <w:lang w:val="ru_RU" w:bidi="ru_RU"/>
-          </w:rPr>
-          <w:rPr>
-            <w:color w:val="0000EE"/>
-            <w:u w:val="single"/>
-          </w:rPr>
-          <w:t>20:17, 28</w:t>
-        </w:r>
-      </w:hyperlink>
+      <w:r>
+        <w:rPr>
+          <w:lang w:val="ru_RU" w:bidi="ru_RU"/>
+        </w:rPr>
+        <w:t>20:17, 28</w:t>
+      </w:r>
       <w:r>
         <w:rPr>
           <w:lang w:val="ru_RU" w:bidi="ru_RU"/>
         </w:rPr>
         <w:t xml:space="preserve">), то есть теми, кто будет руководить церковью. Далее приводятся необходимые качества, которыми должны были обладать те, кто стремился этому служению (ср. </w:t>
       </w:r>
-      <w:hyperlink r:id="rId67">
-        <w:r>
-          <w:rPr>
-            <w:lang w:val="ru_RU" w:bidi="ru_RU"/>
-          </w:rPr>
-          <w:rPr>
-            <w:color w:val="0000EE"/>
-            <w:u w:val="single"/>
-          </w:rPr>
-          <w:t>1Тим.3:2–7</w:t>
-        </w:r>
-      </w:hyperlink>
+      <w:r>
+        <w:rPr>
+          <w:lang w:val="ru_RU" w:bidi="ru_RU"/>
+        </w:rPr>
+        <w:t>1Тим.3:2–7</w:t>
+      </w:r>
       <w:r>
         <w:rPr>
           <w:lang w:val="ru_RU" w:bidi="ru_RU"/>
@@ -2618,108 +2252,72 @@
         </w:rPr>
         <w:t>На Тите лежала особая ответственность проповедовать «сообразно с здравым учением». Ему было поручено убеждать пожилых мужчин проявлять самообладание (</w:t>
       </w:r>
-      <w:hyperlink r:id="rId68">
-        <w:r>
-          <w:rPr>
-            <w:lang w:val="ru_RU" w:bidi="ru_RU"/>
-          </w:rPr>
-          <w:rPr>
-            <w:color w:val="0000EE"/>
-            <w:u w:val="single"/>
-          </w:rPr>
-          <w:t>2:2</w:t>
-        </w:r>
-      </w:hyperlink>
+      <w:r>
+        <w:rPr>
+          <w:lang w:val="ru_RU" w:bidi="ru_RU"/>
+        </w:rPr>
+        <w:t>2:2</w:t>
+      </w:r>
       <w:r>
         <w:rPr>
           <w:lang w:val="ru_RU" w:bidi="ru_RU"/>
         </w:rPr>
         <w:t xml:space="preserve">), и обучать пожилых женщин жить благочестивой жизнью (ст. </w:t>
       </w:r>
-      <w:hyperlink r:id="rId69">
-        <w:r>
-          <w:rPr>
-            <w:lang w:val="ru_RU" w:bidi="ru_RU"/>
-          </w:rPr>
-          <w:rPr>
-            <w:color w:val="0000EE"/>
-            <w:u w:val="single"/>
-          </w:rPr>
-          <w:t>3</w:t>
-        </w:r>
-      </w:hyperlink>
+      <w:r>
+        <w:rPr>
+          <w:lang w:val="ru_RU" w:bidi="ru_RU"/>
+        </w:rPr>
+        <w:t>3</w:t>
+      </w:r>
       <w:r>
         <w:rPr>
           <w:lang w:val="ru_RU" w:bidi="ru_RU"/>
         </w:rPr>
         <w:t xml:space="preserve">). Эти пожилые женщины в свою очередь должны были обучать молодых жить целомудренной жизнью и любить своих домашних, чтобы, глядя на их жизнь, никто не злословил Божье слово (ст. </w:t>
       </w:r>
-      <w:hyperlink r:id="rId70">
-        <w:r>
-          <w:rPr>
-            <w:lang w:val="ru_RU" w:bidi="ru_RU"/>
-          </w:rPr>
-          <w:rPr>
-            <w:color w:val="0000EE"/>
-            <w:u w:val="single"/>
-          </w:rPr>
-          <w:t>4–5</w:t>
-        </w:r>
-      </w:hyperlink>
+      <w:r>
+        <w:rPr>
+          <w:lang w:val="ru_RU" w:bidi="ru_RU"/>
+        </w:rPr>
+        <w:t>4–5</w:t>
+      </w:r>
       <w:r>
         <w:rPr>
           <w:lang w:val="ru_RU" w:bidi="ru_RU"/>
         </w:rPr>
         <w:t xml:space="preserve">). Молодые мужчины должны были проявлять самообладание (ст. </w:t>
       </w:r>
-      <w:hyperlink r:id="rId71">
-        <w:r>
-          <w:rPr>
-            <w:lang w:val="ru_RU" w:bidi="ru_RU"/>
-          </w:rPr>
-          <w:rPr>
-            <w:color w:val="0000EE"/>
-            <w:u w:val="single"/>
-          </w:rPr>
-          <w:t>6</w:t>
-        </w:r>
-      </w:hyperlink>
+      <w:r>
+        <w:rPr>
+          <w:lang w:val="ru_RU" w:bidi="ru_RU"/>
+        </w:rPr>
+        <w:t>6</w:t>
+      </w:r>
       <w:r>
         <w:rPr>
           <w:lang w:val="ru_RU" w:bidi="ru_RU"/>
         </w:rPr>
         <w:t xml:space="preserve">), а сам Тит должен был стать примером и в слове, и в жизни, чтобы противники Евангелия не могли сказать ничего плохого о христианах (ст. </w:t>
       </w:r>
-      <w:hyperlink r:id="rId72">
-        <w:r>
-          <w:rPr>
-            <w:lang w:val="ru_RU" w:bidi="ru_RU"/>
-          </w:rPr>
-          <w:rPr>
-            <w:color w:val="0000EE"/>
-            <w:u w:val="single"/>
-          </w:rPr>
-          <w:t>7–8</w:t>
-        </w:r>
-      </w:hyperlink>
+      <w:r>
+        <w:rPr>
+          <w:lang w:val="ru_RU" w:bidi="ru_RU"/>
+        </w:rPr>
+        <w:t>7–8</w:t>
+      </w:r>
       <w:r>
         <w:rPr>
           <w:lang w:val="ru_RU" w:bidi="ru_RU"/>
         </w:rPr>
         <w:t xml:space="preserve">). Наконец, рабов в этом разделе учат повиноваться своим господам, служить им со всей добротой и честностью, «дабы они во всем были украшением учению Спасителя нашего, Бога» (ст. </w:t>
       </w:r>
-      <w:hyperlink r:id="rId73">
-        <w:r>
-          <w:rPr>
-            <w:lang w:val="ru_RU" w:bidi="ru_RU"/>
-          </w:rPr>
-          <w:rPr>
-            <w:color w:val="0000EE"/>
-            <w:u w:val="single"/>
-          </w:rPr>
-          <w:t>10</w:t>
-        </w:r>
-      </w:hyperlink>
+      <w:r>
+        <w:rPr>
+          <w:lang w:val="ru_RU" w:bidi="ru_RU"/>
+        </w:rPr>
+        <w:t>10</w:t>
+      </w:r>
       <w:r>
         <w:rPr>
           <w:lang w:val="ru_RU" w:bidi="ru_RU"/>
@@ -2776,36 +2374,24 @@
         </w:rPr>
         <w:t xml:space="preserve">В этом разделе Павел призывает Тита обучить христиан на Крите тому, что они должны подчиняться властям (ср. </w:t>
       </w:r>
-      <w:hyperlink r:id="rId74">
-        <w:r>
-          <w:rPr>
-            <w:lang w:val="ru_RU" w:bidi="ru_RU"/>
-          </w:rPr>
-          <w:rPr>
-            <w:color w:val="0000EE"/>
-            <w:u w:val="single"/>
-          </w:rPr>
-          <w:t>Рим.13:1–7</w:t>
-        </w:r>
-      </w:hyperlink>
+      <w:r>
+        <w:rPr>
+          <w:lang w:val="ru_RU" w:bidi="ru_RU"/>
+        </w:rPr>
+        <w:t>Рим.13:1–7</w:t>
+      </w:r>
       <w:r>
         <w:rPr>
           <w:lang w:val="ru_RU" w:bidi="ru_RU"/>
         </w:rPr>
         <w:t xml:space="preserve">; </w:t>
       </w:r>
-      <w:hyperlink r:id="rId75">
-        <w:r>
-          <w:rPr>
-            <w:lang w:val="ru_RU" w:bidi="ru_RU"/>
-          </w:rPr>
-          <w:rPr>
-            <w:color w:val="0000EE"/>
-            <w:u w:val="single"/>
-          </w:rPr>
-          <w:t>1Пет.2:13–17</w:t>
-        </w:r>
-      </w:hyperlink>
+      <w:r>
+        <w:rPr>
+          <w:lang w:val="ru_RU" w:bidi="ru_RU"/>
+        </w:rPr>
+        <w:t>1Пет.2:13–17</w:t>
+      </w:r>
       <w:r>
         <w:rPr>
           <w:lang w:val="ru_RU" w:bidi="ru_RU"/>
@@ -2982,108 +2568,72 @@
         </w:rPr>
         <w:t>Один из верующих, который сопровождал Павла в его поездке, для сбора и доставки пожертвований для Иерусалимской церкви (</w:t>
       </w:r>
-      <w:hyperlink r:id="rId76">
-        <w:r>
-          <w:rPr>
-            <w:lang w:val="ru_RU" w:bidi="ru_RU"/>
-          </w:rPr>
-          <w:rPr>
-            <w:color w:val="0000EE"/>
-            <w:u w:val="single"/>
-          </w:rPr>
-          <w:t>Деян. 20:4</w:t>
-        </w:r>
-      </w:hyperlink>
+      <w:r>
+        <w:rPr>
+          <w:lang w:val="ru_RU" w:bidi="ru_RU"/>
+        </w:rPr>
+        <w:t>Деян. 20:4</w:t>
+      </w:r>
       <w:r>
         <w:rPr>
           <w:lang w:val="ru_RU" w:bidi="ru_RU"/>
         </w:rPr>
         <w:t xml:space="preserve">). Поскольку Тихик часто упоминается вместе с Трофимом Эфесским, он возможно также был уроженцем города Эфес. Он доставил послание Павла церкви в Эфесе (Еф. </w:t>
       </w:r>
-      <w:hyperlink r:id="rId77">
-        <w:r>
-          <w:rPr>
-            <w:lang w:val="ru_RU" w:bidi="ru_RU"/>
-          </w:rPr>
-          <w:rPr>
-            <w:color w:val="0000EE"/>
-            <w:u w:val="single"/>
-          </w:rPr>
-          <w:t>6:21</w:t>
-        </w:r>
-      </w:hyperlink>
+      <w:r>
+        <w:rPr>
+          <w:lang w:val="ru_RU" w:bidi="ru_RU"/>
+        </w:rPr>
+        <w:t>6:21</w:t>
+      </w:r>
       <w:r>
         <w:rPr>
           <w:lang w:val="ru_RU" w:bidi="ru_RU"/>
         </w:rPr>
         <w:t xml:space="preserve">), а также Филимону и к Колоссянам (Кол. </w:t>
       </w:r>
-      <w:hyperlink r:id="rId78">
-        <w:r>
-          <w:rPr>
-            <w:lang w:val="ru_RU" w:bidi="ru_RU"/>
-          </w:rPr>
-          <w:rPr>
-            <w:color w:val="0000EE"/>
-            <w:u w:val="single"/>
-          </w:rPr>
-          <w:t>4:7</w:t>
-        </w:r>
-      </w:hyperlink>
+      <w:r>
+        <w:rPr>
+          <w:lang w:val="ru_RU" w:bidi="ru_RU"/>
+        </w:rPr>
+        <w:t>4:7</w:t>
+      </w:r>
       <w:r>
         <w:rPr>
           <w:lang w:val="ru_RU" w:bidi="ru_RU"/>
         </w:rPr>
         <w:t>). Считается, что он также был одним из двух христиан (вместе с Трофимом), которые сопровождали Тита во время доставки 2-го послания к Коринфянам (</w:t>
       </w:r>
-      <w:hyperlink r:id="rId79">
-        <w:r>
-          <w:rPr>
-            <w:lang w:val="ru_RU" w:bidi="ru_RU"/>
-          </w:rPr>
-          <w:rPr>
-            <w:color w:val="0000EE"/>
-            <w:u w:val="single"/>
-          </w:rPr>
-          <w:t>2 Кор. 8:16–24</w:t>
-        </w:r>
-      </w:hyperlink>
+      <w:r>
+        <w:rPr>
+          <w:lang w:val="ru_RU" w:bidi="ru_RU"/>
+        </w:rPr>
+        <w:t>2 Кор. 8:16–24</w:t>
+      </w:r>
       <w:r>
         <w:rPr>
           <w:lang w:val="ru_RU" w:bidi="ru_RU"/>
         </w:rPr>
         <w:t xml:space="preserve">). Павел дважды упоминал Тихика в своих поздних посланиях: сначала он отправил его на Крит к Титу (Тит. </w:t>
       </w:r>
-      <w:hyperlink r:id="rId49">
-        <w:r>
-          <w:rPr>
-            <w:lang w:val="ru_RU" w:bidi="ru_RU"/>
-          </w:rPr>
-          <w:rPr>
-            <w:color w:val="0000EE"/>
-            <w:u w:val="single"/>
-          </w:rPr>
-          <w:t>3:12</w:t>
-        </w:r>
-      </w:hyperlink>
+      <w:r>
+        <w:rPr>
+          <w:lang w:val="ru_RU" w:bidi="ru_RU"/>
+        </w:rPr>
+        <w:t>3:12</w:t>
+      </w:r>
       <w:r>
         <w:rPr>
           <w:lang w:val="ru_RU" w:bidi="ru_RU"/>
         </w:rPr>
         <w:t>), а затем писал Тимофею, что Тихика он отправил в Эфес (</w:t>
       </w:r>
-      <w:hyperlink r:id="rId80">
-        <w:r>
-          <w:rPr>
-            <w:lang w:val="ru_RU" w:bidi="ru_RU"/>
-          </w:rPr>
-          <w:rPr>
-            <w:color w:val="0000EE"/>
-            <w:u w:val="single"/>
-          </w:rPr>
-          <w:t>2 Тим</w:t>
-        </w:r>
-      </w:hyperlink>
+      <w:r>
+        <w:rPr>
+          <w:lang w:val="ru_RU" w:bidi="ru_RU"/>
+        </w:rPr>
+        <w:t>2 Тим</w:t>
+      </w:r>
       <w:r>
         <w:rPr>
           <w:lang w:val="ru_RU" w:bidi="ru_RU"/>
